--- a/vignettes/articles/thesis/reference.docx
+++ b/vignettes/articles/thesis/reference.docx
@@ -6,6 +6,7 @@
       <w:footerReference w:type="default" r:id="rId9"/>
       <w:pgSz w:w="12240" w:h="15840"/>
       <w:pgMar w:top="1440" w:right="1440" w:bottom="1440" w:left="1440" w:header="720" w:footer="720" w:gutter="0"/>
+      <w:pgNumType w:fmt="decimal" w:start="1"/>
       <w:cols w:space="720"/>
       <w:docGrid w:linePitch="360"/>
     </w:sectPr>
@@ -12239,6 +12240,36 @@
         </w:tcBorders>
       </w:tcPr>
     </w:tblStylePr>
+  </w:style>
+  <w:style w:type="paragraph" w:styleId="FirstParagraph">
+    <w:name w:val="First Paragraph"/>
+    <w:basedOn w:val="Normal"/>
+    <w:next w:val="BodyText"/>
+    <w:qFormat/>
+  </w:style>
+  <w:style w:type="paragraph" w:styleId="Author">
+    <w:name w:val="Author"/>
+    <w:basedOn w:val="Normal"/>
+    <w:next w:val="Normal"/>
+    <w:qFormat/>
+  </w:style>
+  <w:style w:type="paragraph" w:styleId="Date">
+    <w:name w:val="Date"/>
+    <w:basedOn w:val="Normal"/>
+    <w:next w:val="Normal"/>
+    <w:qFormat/>
+  </w:style>
+  <w:style w:type="paragraph" w:styleId="Bibliography">
+    <w:name w:val="Bibliography"/>
+    <w:basedOn w:val="Normal"/>
+    <w:next w:val="Bibliography"/>
+    <w:qFormat/>
+  </w:style>
+  <w:style w:type="paragraph" w:styleId="FootnoteText">
+    <w:name w:val="footnote text"/>
+    <w:basedOn w:val="Normal"/>
+    <w:next w:val="FootnoteText"/>
+    <w:qFormat/>
   </w:style>
 </w:styles>
 </file>

--- a/vignettes/articles/thesis/reference.docx
+++ b/vignettes/articles/thesis/reference.docx
@@ -516,8 +516,10 @@
       <w:rFonts w:asciiTheme="majorHAnsi" w:eastAsiaTheme="majorEastAsia" w:hAnsiTheme="majorHAnsi" w:cstheme="majorBidi" w:ascii="Times New Roman" w:hAnsi="Times New Roman"/>
       <w:b/>
       <w:bCs/>
+      <w:i/>
+      <w:iCs/>
       <w:color w:val="000000"/>
-      <w:sz w:val="22"/>
+      <w:sz w:val="24"/>
     </w:rPr>
   </w:style>
   <w:style w:type="paragraph" w:styleId="Heading4">
@@ -538,12 +540,10 @@
     </w:pPr>
     <w:rPr>
       <w:rFonts w:asciiTheme="majorHAnsi" w:eastAsiaTheme="majorEastAsia" w:hAnsiTheme="majorHAnsi" w:cstheme="majorBidi" w:ascii="Times New Roman" w:hAnsi="Times New Roman"/>
-      <w:b/>
-      <w:bCs/>
       <w:i/>
       <w:iCs/>
       <w:color w:val="000000"/>
-      <w:sz w:val="20"/>
+      <w:sz w:val="24"/>
     </w:rPr>
   </w:style>
   <w:style w:type="paragraph" w:styleId="Heading5">

--- a/vignettes/articles/thesis/reference.docx
+++ b/vignettes/articles/thesis/reference.docx
@@ -12144,8 +12144,8 @@
       <w:tblCellMar>
         <w:top w:w="40" w:type="dxa"/>
         <w:bottom w:w="40" w:type="dxa"/>
-        <w:left w:w="80" w:type="dxa"/>
-        <w:right w:w="80" w:type="dxa"/>
+        <w:left w:w="0" w:type="dxa"/>
+        <w:right w:w="0" w:type="dxa"/>
       </w:tblCellMar>
     </w:tblPr>
     <w:tblStylePr w:type="firstRow">
